--- a/reports/Вознюк_Максим/ЛР5_Таблиці_Читальня.docx
+++ b/reports/Вознюк_Максим/ЛР5_Таблиці_Читальня.docx
@@ -4,308 +4,6 @@
   <w:body>
     <w:p>
       <w:pPr>
-        <w:spacing w:after="0" w:before="0" w:line="300"/>
-        <w:jc w:val="center"/>
-      </w:pPr>
-      <w:r>
-        <w:rPr>
-          <w:rFonts w:ascii="Times New Roman" w:cs="Times New Roman" w:eastAsia="Times New Roman" w:hAnsi="Times New Roman"/>
-          <w:b/>
-          <w:bCs/>
-          <w:sz w:val="28"/>
-          <w:szCs w:val="28"/>
-        </w:rPr>
-        <w:t xml:space="preserve">МІНІСТЕРСТВО ОСВІТИ І НАУКИ УКРАЇНИ</w:t>
-      </w:r>
-    </w:p>
-    <w:p>
-      <w:pPr>
-        <w:spacing w:after="0" w:before="0" w:line="300"/>
-        <w:jc w:val="center"/>
-      </w:pPr>
-      <w:r>
-        <w:rPr>
-          <w:rFonts w:ascii="Times New Roman" w:cs="Times New Roman" w:eastAsia="Times New Roman" w:hAnsi="Times New Roman"/>
-          <w:b/>
-          <w:bCs/>
-          <w:sz w:val="28"/>
-          <w:szCs w:val="28"/>
-        </w:rPr>
-        <w:t xml:space="preserve">НАЦІОНАЛЬНИЙ УНІВЕРСИТЕТ ХАРЧОВИХ ТЕХНОЛОГІЙ</w:t>
-      </w:r>
-    </w:p>
-    <w:p>
-      <w:pPr>
-        <w:spacing w:after="0" w:before="120" w:line="300"/>
-        <w:jc w:val="center"/>
-      </w:pPr>
-      <w:r>
-        <w:rPr>
-          <w:rFonts w:ascii="Times New Roman" w:cs="Times New Roman" w:eastAsia="Times New Roman" w:hAnsi="Times New Roman"/>
-          <w:b/>
-          <w:bCs/>
-          <w:sz w:val="28"/>
-          <w:szCs w:val="28"/>
-        </w:rPr>
-        <w:t xml:space="preserve">ВІДОКРЕМЛЕНИЙ СТРУКТУРНИЙ ПІДРОЗДІЛ</w:t>
-      </w:r>
-    </w:p>
-    <w:p>
-      <w:pPr>
-        <w:spacing w:after="0" w:before="0" w:line="300"/>
-        <w:jc w:val="center"/>
-      </w:pPr>
-      <w:r>
-        <w:rPr>
-          <w:rFonts w:ascii="Times New Roman" w:cs="Times New Roman" w:eastAsia="Times New Roman" w:hAnsi="Times New Roman"/>
-          <w:b/>
-          <w:bCs/>
-          <w:sz w:val="28"/>
-          <w:szCs w:val="28"/>
-        </w:rPr>
-        <w:t xml:space="preserve">«КАМ’ЯНЕЦЬ-ПОДІЛЬСЬКИЙ ФАХОВИЙ КОЛЕДЖ</w:t>
-      </w:r>
-    </w:p>
-    <w:p>
-      <w:pPr>
-        <w:spacing w:after="0" w:before="0" w:line="300"/>
-        <w:jc w:val="center"/>
-      </w:pPr>
-      <w:r>
-        <w:rPr>
-          <w:rFonts w:ascii="Times New Roman" w:cs="Times New Roman" w:eastAsia="Times New Roman" w:hAnsi="Times New Roman"/>
-          <w:b/>
-          <w:bCs/>
-          <w:sz w:val="28"/>
-          <w:szCs w:val="28"/>
-        </w:rPr>
-        <w:t xml:space="preserve">ХАРЧОВОЇ ПРОМИСЛОВОСТІ</w:t>
-      </w:r>
-    </w:p>
-    <w:p>
-      <w:pPr>
-        <w:spacing w:after="0" w:before="0" w:line="300"/>
-        <w:jc w:val="center"/>
-      </w:pPr>
-      <w:r>
-        <w:rPr>
-          <w:rFonts w:ascii="Times New Roman" w:cs="Times New Roman" w:eastAsia="Times New Roman" w:hAnsi="Times New Roman"/>
-          <w:b/>
-          <w:bCs/>
-          <w:sz w:val="28"/>
-          <w:szCs w:val="28"/>
-        </w:rPr>
-        <w:t xml:space="preserve">НАЦІОНАЛЬНОГО УНІВЕРСИТЕТУ ХАРЧОВИХ ТЕХНОЛОГІЙ»</w:t>
-      </w:r>
-    </w:p>
-    <w:p>
-      <w:pPr>
-        <w:spacing w:before="2600"/>
-      </w:pPr>
-    </w:p>
-    <w:p>
-      <w:pPr>
-        <w:spacing w:after="0" w:before="0" w:line="360"/>
-        <w:jc w:val="center"/>
-      </w:pPr>
-      <w:r>
-        <w:rPr>
-          <w:rFonts w:ascii="Times New Roman" w:cs="Times New Roman" w:eastAsia="Times New Roman" w:hAnsi="Times New Roman"/>
-          <w:b/>
-          <w:bCs/>
-          <w:sz w:val="36"/>
-          <w:szCs w:val="36"/>
-        </w:rPr>
-        <w:t xml:space="preserve">ЗВІТ</w:t>
-      </w:r>
-    </w:p>
-    <w:p>
-      <w:pPr>
-        <w:spacing w:after="0" w:before="0" w:line="360"/>
-        <w:jc w:val="center"/>
-      </w:pPr>
-      <w:r>
-        <w:rPr>
-          <w:rFonts w:ascii="Times New Roman" w:cs="Times New Roman" w:eastAsia="Times New Roman" w:hAnsi="Times New Roman"/>
-          <w:sz w:val="30"/>
-          <w:szCs w:val="30"/>
-        </w:rPr>
-        <w:t xml:space="preserve">про виконання лабораторної роботи № 5</w:t>
-      </w:r>
-    </w:p>
-    <w:p>
-      <w:pPr>
-        <w:spacing w:after="0" w:before="0" w:line="360"/>
-        <w:jc w:val="center"/>
-      </w:pPr>
-      <w:r>
-        <w:rPr>
-          <w:rFonts w:ascii="Times New Roman" w:cs="Times New Roman" w:eastAsia="Times New Roman" w:hAnsi="Times New Roman"/>
-          <w:b/>
-          <w:bCs/>
-          <w:sz w:val="30"/>
-          <w:szCs w:val="30"/>
-        </w:rPr>
-        <w:t xml:space="preserve">«Структурування вебсторінок за допомогою таблиць»</w:t>
-      </w:r>
-    </w:p>
-    <w:p>
-      <w:pPr>
-        <w:spacing w:after="0" w:before="120" w:line="360"/>
-        <w:jc w:val="center"/>
-      </w:pPr>
-      <w:r>
-        <w:rPr>
-          <w:rFonts w:ascii="Times New Roman" w:cs="Times New Roman" w:eastAsia="Times New Roman" w:hAnsi="Times New Roman"/>
-          <w:sz w:val="28"/>
-          <w:szCs w:val="28"/>
-        </w:rPr>
-        <w:t xml:space="preserve">на тему: «Читальня — електронна бібліотека української класики»</w:t>
-      </w:r>
-    </w:p>
-    <w:p>
-      <w:pPr>
-        <w:spacing w:before="1800"/>
-      </w:pPr>
-    </w:p>
-    <w:p>
-      <w:pPr>
-        <w:spacing w:line="300"/>
-        <w:ind w:left="5100"/>
-      </w:pPr>
-      <w:r>
-        <w:rPr>
-          <w:rFonts w:ascii="Times New Roman" w:cs="Times New Roman" w:eastAsia="Times New Roman" w:hAnsi="Times New Roman"/>
-          <w:b/>
-          <w:bCs/>
-          <w:sz w:val="28"/>
-          <w:szCs w:val="28"/>
-        </w:rPr>
-        <w:t xml:space="preserve">Виконавець:</w:t>
-      </w:r>
-    </w:p>
-    <w:p>
-      <w:pPr>
-        <w:spacing w:line="300"/>
-        <w:ind w:left="5100"/>
-      </w:pPr>
-      <w:r>
-        <w:rPr>
-          <w:rFonts w:ascii="Times New Roman" w:cs="Times New Roman" w:eastAsia="Times New Roman" w:hAnsi="Times New Roman"/>
-          <w:b w:val="false"/>
-          <w:bCs w:val="false"/>
-          <w:sz w:val="28"/>
-          <w:szCs w:val="28"/>
-        </w:rPr>
-        <w:t xml:space="preserve">Вознюк Максим</w:t>
-      </w:r>
-    </w:p>
-    <w:p>
-      <w:pPr>
-        <w:spacing w:line="300"/>
-        <w:ind w:left="5100"/>
-      </w:pPr>
-      <w:r>
-        <w:rPr>
-          <w:rFonts w:ascii="Times New Roman" w:cs="Times New Roman" w:eastAsia="Times New Roman" w:hAnsi="Times New Roman"/>
-          <w:b w:val="false"/>
-          <w:bCs w:val="false"/>
-          <w:sz w:val="28"/>
-          <w:szCs w:val="28"/>
-        </w:rPr>
-        <w:t xml:space="preserve">група 941</w:t>
-      </w:r>
-    </w:p>
-    <w:p>
-      <w:pPr>
-        <w:spacing w:line="300"/>
-        <w:ind w:left="5100"/>
-      </w:pPr>
-      <w:r>
-        <w:rPr>
-          <w:rFonts w:ascii="Times New Roman" w:cs="Times New Roman" w:eastAsia="Times New Roman" w:hAnsi="Times New Roman"/>
-          <w:b w:val="false"/>
-          <w:bCs w:val="false"/>
-          <w:sz w:val="28"/>
-          <w:szCs w:val="28"/>
-        </w:rPr>
-        <w:t xml:space="preserve"/>
-      </w:r>
-    </w:p>
-    <w:p>
-      <w:pPr>
-        <w:spacing w:line="300"/>
-        <w:ind w:left="5100"/>
-      </w:pPr>
-      <w:r>
-        <w:rPr>
-          <w:rFonts w:ascii="Times New Roman" w:cs="Times New Roman" w:eastAsia="Times New Roman" w:hAnsi="Times New Roman"/>
-          <w:b/>
-          <w:bCs/>
-          <w:sz w:val="28"/>
-          <w:szCs w:val="28"/>
-        </w:rPr>
-        <w:t xml:space="preserve">Перевірено:</w:t>
-      </w:r>
-    </w:p>
-    <w:p>
-      <w:pPr>
-        <w:spacing w:line="300"/>
-        <w:ind w:left="5100"/>
-      </w:pPr>
-      <w:r>
-        <w:rPr>
-          <w:rFonts w:ascii="Times New Roman" w:cs="Times New Roman" w:eastAsia="Times New Roman" w:hAnsi="Times New Roman"/>
-          <w:b w:val="false"/>
-          <w:bCs w:val="false"/>
-          <w:sz w:val="28"/>
-          <w:szCs w:val="28"/>
-        </w:rPr>
-        <w:t xml:space="preserve">викладач ______________________</w:t>
-      </w:r>
-    </w:p>
-    <w:p>
-      <w:pPr>
-        <w:spacing w:line="300"/>
-        <w:ind w:left="5100"/>
-      </w:pPr>
-      <w:r>
-        <w:rPr>
-          <w:rFonts w:ascii="Times New Roman" w:cs="Times New Roman" w:eastAsia="Times New Roman" w:hAnsi="Times New Roman"/>
-          <w:b w:val="false"/>
-          <w:bCs w:val="false"/>
-          <w:sz w:val="28"/>
-          <w:szCs w:val="28"/>
-        </w:rPr>
-        <w:t xml:space="preserve">«____» ______________ 2026 р.</w:t>
-      </w:r>
-    </w:p>
-    <w:p>
-      <w:pPr>
-        <w:spacing w:before="2200"/>
-      </w:pPr>
-    </w:p>
-    <w:p>
-      <w:pPr>
-        <w:spacing w:after="0" w:before="0" w:line="360"/>
-        <w:jc w:val="center"/>
-      </w:pPr>
-      <w:r>
-        <w:rPr>
-          <w:rFonts w:ascii="Times New Roman" w:cs="Times New Roman" w:eastAsia="Times New Roman" w:hAnsi="Times New Roman"/>
-          <w:sz w:val="28"/>
-          <w:szCs w:val="28"/>
-        </w:rPr>
-        <w:t xml:space="preserve">Кам’янець-Подільський — 2026</w:t>
-      </w:r>
-    </w:p>
-    <w:p>
-      <w:r>
-        <w:br w:type="page"/>
-      </w:r>
-    </w:p>
-    <w:p>
-      <w:pPr>
         <w:spacing w:after="0" w:before="0" w:line="360"/>
         <w:jc w:val="center"/>
       </w:pPr>
@@ -445,7 +143,7 @@
         </w:rPr>
         <w:t xml:space="preserve">Адреса сайту: </w:t>
       </w:r>
-      <w:hyperlink w:history="1" r:id="rIdnacn02lyjjdfpfqpkemwp">
+      <w:hyperlink w:history="1" r:id="rIdjgfvksclnhrfu6e6qu1mh">
         <w:r>
           <w:rPr>
             <w:rStyle w:val="Hyperlink"/>
@@ -454,34 +152,6 @@
             <w:szCs w:val="28"/>
           </w:rPr>
           <w:t xml:space="preserve">https://tnedyts.github.io/web/vozniuk/lab5/</w:t>
-        </w:r>
-      </w:hyperlink>
-    </w:p>
-    <w:p>
-      <w:pPr>
-        <w:spacing w:line="360"/>
-        <w:ind w:firstLine="709"/>
-        <w:jc w:val="left"/>
-      </w:pPr>
-      <w:r>
-        <w:rPr>
-          <w:rFonts w:ascii="Times New Roman" w:cs="Times New Roman" w:eastAsia="Times New Roman" w:hAnsi="Times New Roman"/>
-          <w:b/>
-          <w:bCs/>
-          <w:sz w:val="28"/>
-          <w:szCs w:val="28"/>
-        </w:rPr>
-        <w:t xml:space="preserve">Код у репозиторії: </w:t>
-      </w:r>
-      <w:hyperlink w:history="1" r:id="rIdu86obln8ye4lxq6k2pwnk">
-        <w:r>
-          <w:rPr>
-            <w:rStyle w:val="Hyperlink"/>
-            <w:rFonts w:ascii="Times New Roman" w:cs="Times New Roman" w:eastAsia="Times New Roman" w:hAnsi="Times New Roman"/>
-            <w:sz w:val="28"/>
-            <w:szCs w:val="28"/>
-          </w:rPr>
-          <w:t xml:space="preserve">https://github.com/tnedyts/web/tree/main/vozniuk/lab5</w:t>
         </w:r>
       </w:hyperlink>
     </w:p>
@@ -2629,6 +2299,67 @@
                     </pic:cNvPicPr>
                   </pic:nvPicPr>
                   <pic:blipFill>
+                    <a:blip r:embed="rId8" cstate="none"/>
+                    <a:srcRect/>
+                    <a:stretch>
+                      <a:fillRect/>
+                    </a:stretch>
+                  </pic:blipFill>
+                  <pic:spPr bwMode="auto">
+                    <a:xfrm>
+                      <a:off x="0" y="0"/>
+                      <a:ext cx="5762625" cy="3600450"/>
+                    </a:xfrm>
+                    <a:prstGeom prst="rect">
+                      <a:avLst/>
+                    </a:prstGeom>
+                  </pic:spPr>
+                </pic:pic>
+              </a:graphicData>
+            </a:graphic>
+          </wp:inline>
+        </w:drawing>
+      </w:r>
+    </w:p>
+    <w:p>
+      <w:pPr>
+        <w:spacing w:after="200" w:line="300"/>
+        <w:jc w:val="center"/>
+      </w:pPr>
+      <w:r>
+        <w:rPr>
+          <w:rFonts w:ascii="Times New Roman" w:cs="Times New Roman" w:eastAsia="Times New Roman" w:hAnsi="Times New Roman"/>
+          <w:sz w:val="26"/>
+          <w:szCs w:val="26"/>
+        </w:rPr>
+        <w:t xml:space="preserve">Рис. 1. Перший етап: таблиця-каркас з вмістом до підключення стилів</w:t>
+      </w:r>
+    </w:p>
+    <w:p>
+      <w:pPr>
+        <w:keepNext/>
+        <w:spacing w:after="60" w:before="120"/>
+        <w:jc w:val="center"/>
+      </w:pPr>
+      <w:r>
+        <w:drawing>
+          <wp:inline distT="0" distB="0" distL="0" distR="0">
+            <wp:extent cx="5762625" cy="3600450"/>
+            <wp:effectExtent t="0" r="0" b="0" l="0"/>
+            <wp:docPr id="1" name="" descr="" title=""/>
+            <wp:cNvGraphicFramePr>
+              <a:graphicFrameLocks xmlns:a="http://schemas.openxmlformats.org/drawingml/2006/main" noChangeAspect="1"/>
+            </wp:cNvGraphicFramePr>
+            <a:graphic xmlns:a="http://schemas.openxmlformats.org/drawingml/2006/main">
+              <a:graphicData uri="http://schemas.openxmlformats.org/drawingml/2006/picture">
+                <pic:pic xmlns:pic="http://schemas.openxmlformats.org/drawingml/2006/picture">
+                  <pic:nvPicPr>
+                    <pic:cNvPr id="0" name="" descr=""/>
+                    <pic:cNvPicPr>
+                      <a:picLocks noChangeAspect="1" noChangeArrowheads="1"/>
+                    </pic:cNvPicPr>
+                  </pic:nvPicPr>
+                  <pic:blipFill>
                     <a:blip r:embed="rId9" cstate="none"/>
                     <a:srcRect/>
                     <a:stretch>
@@ -2662,8 +2393,409 @@
           <w:sz w:val="26"/>
           <w:szCs w:val="26"/>
         </w:rPr>
-        <w:t xml:space="preserve">Рис. 1. Перший етап: таблиця-каркас з вмістом до підключення стилів</w:t>
-      </w:r>
+        <w:t xml:space="preserve">Рис. 2. Налагодження каркаса: червоним пунктиром позначено комірки таблиці-макета, синім — комірки вкладених таблиць</w:t>
+      </w:r>
+    </w:p>
+    <w:p>
+      <w:pPr>
+        <w:keepNext/>
+        <w:spacing w:after="120" w:before="240" w:line="360"/>
+        <w:ind w:firstLine="709"/>
+        <w:jc w:val="left"/>
+      </w:pPr>
+      <w:r>
+        <w:rPr>
+          <w:rFonts w:ascii="Times New Roman" w:cs="Times New Roman" w:eastAsia="Times New Roman" w:hAnsi="Times New Roman"/>
+          <w:b/>
+          <w:bCs/>
+          <w:sz w:val="28"/>
+          <w:szCs w:val="28"/>
+        </w:rPr>
+        <w:t xml:space="preserve">3. Вкладені таблиці та об’єднання комірок</w:t>
+      </w:r>
+    </w:p>
+    <w:p>
+      <w:pPr>
+        <w:spacing w:after="0" w:before="0" w:line="360"/>
+        <w:ind w:firstLine="709"/>
+        <w:jc w:val="both"/>
+      </w:pPr>
+      <w:r>
+        <w:rPr>
+          <w:rFonts w:ascii="Times New Roman" w:cs="Times New Roman" w:eastAsia="Times New Roman" w:hAnsi="Times New Roman"/>
+          <w:sz w:val="28"/>
+          <w:szCs w:val="28"/>
+        </w:rPr>
+        <w:t xml:space="preserve">Головна вкладена таблиця — каталог на сторінці catalog.html. Вона має підпис </w:t>
+      </w:r>
+      <w:r>
+        <w:rPr>
+          <w:rFonts w:ascii="Consolas" w:cs="Consolas" w:eastAsia="Consolas" w:hAnsi="Consolas"/>
+          <w:sz w:val="24"/>
+          <w:szCs w:val="24"/>
+        </w:rPr>
+        <w:t xml:space="preserve">&lt;caption&gt;</w:t>
+      </w:r>
+      <w:r>
+        <w:rPr>
+          <w:rFonts w:ascii="Times New Roman" w:cs="Times New Roman" w:eastAsia="Times New Roman" w:hAnsi="Times New Roman"/>
+          <w:sz w:val="28"/>
+          <w:szCs w:val="28"/>
+        </w:rPr>
+        <w:t xml:space="preserve">, рядок заголовків </w:t>
+      </w:r>
+      <w:r>
+        <w:rPr>
+          <w:rFonts w:ascii="Consolas" w:cs="Consolas" w:eastAsia="Consolas" w:hAnsi="Consolas"/>
+          <w:sz w:val="24"/>
+          <w:szCs w:val="24"/>
+        </w:rPr>
+        <w:t xml:space="preserve">&lt;th scope="col"&gt;</w:t>
+      </w:r>
+      <w:r>
+        <w:rPr>
+          <w:rFonts w:ascii="Times New Roman" w:cs="Times New Roman" w:eastAsia="Times New Roman" w:hAnsi="Times New Roman"/>
+          <w:sz w:val="28"/>
+          <w:szCs w:val="28"/>
+        </w:rPr>
+        <w:t xml:space="preserve"> у </w:t>
+      </w:r>
+      <w:r>
+        <w:rPr>
+          <w:rFonts w:ascii="Consolas" w:cs="Consolas" w:eastAsia="Consolas" w:hAnsi="Consolas"/>
+          <w:sz w:val="24"/>
+          <w:szCs w:val="24"/>
+        </w:rPr>
+        <w:t xml:space="preserve">&lt;thead&gt;</w:t>
+      </w:r>
+      <w:r>
+        <w:rPr>
+          <w:rFonts w:ascii="Times New Roman" w:cs="Times New Roman" w:eastAsia="Times New Roman" w:hAnsi="Times New Roman"/>
+          <w:sz w:val="28"/>
+          <w:szCs w:val="28"/>
+        </w:rPr>
+        <w:t xml:space="preserve">, дев’ятнадцять рядків у </w:t>
+      </w:r>
+      <w:r>
+        <w:rPr>
+          <w:rFonts w:ascii="Consolas" w:cs="Consolas" w:eastAsia="Consolas" w:hAnsi="Consolas"/>
+          <w:sz w:val="24"/>
+          <w:szCs w:val="24"/>
+        </w:rPr>
+        <w:t xml:space="preserve">&lt;tbody&gt;</w:t>
+      </w:r>
+      <w:r>
+        <w:rPr>
+          <w:rFonts w:ascii="Times New Roman" w:cs="Times New Roman" w:eastAsia="Times New Roman" w:hAnsi="Times New Roman"/>
+          <w:sz w:val="28"/>
+          <w:szCs w:val="28"/>
+        </w:rPr>
+        <w:t xml:space="preserve"> (назва твору — комірка </w:t>
+      </w:r>
+      <w:r>
+        <w:rPr>
+          <w:rFonts w:ascii="Consolas" w:cs="Consolas" w:eastAsia="Consolas" w:hAnsi="Consolas"/>
+          <w:sz w:val="24"/>
+          <w:szCs w:val="24"/>
+        </w:rPr>
+        <w:t xml:space="preserve">&lt;th scope="row"&gt;</w:t>
+      </w:r>
+      <w:r>
+        <w:rPr>
+          <w:rFonts w:ascii="Times New Roman" w:cs="Times New Roman" w:eastAsia="Times New Roman" w:hAnsi="Times New Roman"/>
+          <w:sz w:val="28"/>
+          <w:szCs w:val="28"/>
+        </w:rPr>
+        <w:t xml:space="preserve">) і підсумковий рядок у </w:t>
+      </w:r>
+      <w:r>
+        <w:rPr>
+          <w:rFonts w:ascii="Consolas" w:cs="Consolas" w:eastAsia="Consolas" w:hAnsi="Consolas"/>
+          <w:sz w:val="24"/>
+          <w:szCs w:val="24"/>
+        </w:rPr>
+        <w:t xml:space="preserve">&lt;tfoot&gt;</w:t>
+      </w:r>
+      <w:r>
+        <w:rPr>
+          <w:rFonts w:ascii="Times New Roman" w:cs="Times New Roman" w:eastAsia="Times New Roman" w:hAnsi="Times New Roman"/>
+          <w:sz w:val="28"/>
+          <w:szCs w:val="28"/>
+        </w:rPr>
+        <w:t xml:space="preserve">, розтягнутий атрибутом </w:t>
+      </w:r>
+      <w:r>
+        <w:rPr>
+          <w:rFonts w:ascii="Consolas" w:cs="Consolas" w:eastAsia="Consolas" w:hAnsi="Consolas"/>
+          <w:sz w:val="24"/>
+          <w:szCs w:val="24"/>
+        </w:rPr>
+        <w:t xml:space="preserve">colspan="6"</w:t>
+      </w:r>
+      <w:r>
+        <w:rPr>
+          <w:rFonts w:ascii="Times New Roman" w:cs="Times New Roman" w:eastAsia="Times New Roman" w:hAnsi="Times New Roman"/>
+          <w:sz w:val="28"/>
+          <w:szCs w:val="28"/>
+        </w:rPr>
+        <w:t xml:space="preserve">. На головній сторінці в таблиці правил одна комірка «Каталог» об’єднує два рядки (</w:t>
+      </w:r>
+      <w:r>
+        <w:rPr>
+          <w:rFonts w:ascii="Consolas" w:cs="Consolas" w:eastAsia="Consolas" w:hAnsi="Consolas"/>
+          <w:sz w:val="24"/>
+          <w:szCs w:val="24"/>
+        </w:rPr>
+        <w:t xml:space="preserve">rowspan="2"</w:t>
+      </w:r>
+      <w:r>
+        <w:rPr>
+          <w:rFonts w:ascii="Times New Roman" w:cs="Times New Roman" w:eastAsia="Times New Roman" w:hAnsi="Times New Roman"/>
+          <w:sz w:val="28"/>
+          <w:szCs w:val="28"/>
+        </w:rPr>
+        <w:t xml:space="preserve">). Сторінка письменників — таблиця 4 × 2, у кожній комірці якої ще одна таблиця з портретом і текстом.</w:t>
+      </w:r>
+    </w:p>
+    <w:p>
+      <w:pPr>
+        <w:keepNext/>
+        <w:spacing w:after="60" w:before="120" w:line="360"/>
+        <w:jc w:val="left"/>
+      </w:pPr>
+      <w:r>
+        <w:rPr>
+          <w:rFonts w:ascii="Times New Roman" w:cs="Times New Roman" w:eastAsia="Times New Roman" w:hAnsi="Times New Roman"/>
+          <w:i w:val="false"/>
+          <w:iCs w:val="false"/>
+          <w:sz w:val="28"/>
+          <w:szCs w:val="28"/>
+        </w:rPr>
+        <w:t xml:space="preserve">Лістинг 3. Початок таблиці каталогу (catalog.html, скорочено)</w:t>
+      </w:r>
+    </w:p>
+    <w:tbl>
+      <w:tblPr>
+        <w:tblW w:type="dxa" w:w="9354"/>
+        <w:tblBorders>
+          <w:top w:val="single" w:color="auto" w:sz="4"/>
+          <w:left w:val="single" w:color="auto" w:sz="4"/>
+          <w:bottom w:val="single" w:color="auto" w:sz="4"/>
+          <w:right w:val="single" w:color="auto" w:sz="4"/>
+          <w:insideH w:val="single" w:color="auto" w:sz="4"/>
+          <w:insideV w:val="single" w:color="auto" w:sz="4"/>
+        </w:tblBorders>
+      </w:tblPr>
+      <w:tblGrid>
+        <w:gridCol w:w="9354"/>
+      </w:tblGrid>
+      <w:tr>
+        <w:tc>
+          <w:tcPr>
+            <w:tcW w:type="dxa" w:w="9354"/>
+            <w:tcBorders>
+              <w:top w:val="single" w:color="BFBFBF" w:sz="4"/>
+              <w:left w:val="single" w:color="BFBFBF" w:sz="4"/>
+              <w:bottom w:val="single" w:color="BFBFBF" w:sz="4"/>
+              <w:right w:val="single" w:color="BFBFBF" w:sz="4"/>
+            </w:tcBorders>
+            <w:shd w:fill="F4F4F4" w:color="auto" w:val="clear"/>
+            <w:tcMar>
+              <w:top w:type="dxa" w:w="100"/>
+              <w:left w:type="dxa" w:w="140"/>
+              <w:bottom w:type="dxa" w:w="100"/>
+              <w:right w:type="dxa" w:w="140"/>
+            </w:tcMar>
+          </w:tcPr>
+          <w:p>
+            <w:pPr>
+              <w:spacing w:line="240"/>
+            </w:pPr>
+            <w:r>
+              <w:rPr>
+                <w:rFonts w:ascii="Consolas" w:cs="Consolas" w:eastAsia="Consolas" w:hAnsi="Consolas"/>
+                <w:sz w:val="18"/>
+                <w:szCs w:val="18"/>
+              </w:rPr>
+              <w:t xml:space="preserve">&lt;table class="catalog" id="catalog" width="100%" cellspacing="0" cellpadding="10"&gt;</w:t>
+            </w:r>
+          </w:p>
+          <w:p>
+            <w:pPr>
+              <w:spacing w:line="240"/>
+            </w:pPr>
+            <w:r>
+              <w:rPr>
+                <w:rFonts w:ascii="Consolas" w:cs="Consolas" w:eastAsia="Consolas" w:hAnsi="Consolas"/>
+                <w:sz w:val="18"/>
+                <w:szCs w:val="18"/>
+              </w:rPr>
+              <w:t xml:space="preserve">  &lt;caption&gt;Таблиця 2. Каталог творів (натисніть на заголовок стовпця, щоб відсортувати)&lt;/caption&gt;</w:t>
+            </w:r>
+          </w:p>
+          <w:p>
+            <w:pPr>
+              <w:spacing w:line="240"/>
+            </w:pPr>
+            <w:r>
+              <w:rPr>
+                <w:rFonts w:ascii="Consolas" w:cs="Consolas" w:eastAsia="Consolas" w:hAnsi="Consolas"/>
+                <w:sz w:val="18"/>
+                <w:szCs w:val="18"/>
+              </w:rPr>
+              <w:t xml:space="preserve">  &lt;thead&gt;</w:t>
+            </w:r>
+          </w:p>
+          <w:p>
+            <w:pPr>
+              <w:spacing w:line="240"/>
+            </w:pPr>
+            <w:r>
+              <w:rPr>
+                <w:rFonts w:ascii="Consolas" w:cs="Consolas" w:eastAsia="Consolas" w:hAnsi="Consolas"/>
+                <w:sz w:val="18"/>
+                <w:szCs w:val="18"/>
+              </w:rPr>
+              <w:t xml:space="preserve">    &lt;tr&gt;</w:t>
+            </w:r>
+          </w:p>
+          <w:p>
+            <w:pPr>
+              <w:spacing w:line="240"/>
+            </w:pPr>
+            <w:r>
+              <w:rPr>
+                <w:rFonts w:ascii="Consolas" w:cs="Consolas" w:eastAsia="Consolas" w:hAnsi="Consolas"/>
+                <w:sz w:val="18"/>
+                <w:szCs w:val="18"/>
+              </w:rPr>
+              <w:t xml:space="preserve">      &lt;th scope="col" width="56"&gt;&lt;span class="sr"&gt;Обкладинка&lt;/span&gt;&lt;/th&gt;</w:t>
+            </w:r>
+          </w:p>
+          <w:p>
+            <w:pPr>
+              <w:spacing w:line="240"/>
+            </w:pPr>
+            <w:r>
+              <w:rPr>
+                <w:rFonts w:ascii="Consolas" w:cs="Consolas" w:eastAsia="Consolas" w:hAnsi="Consolas"/>
+                <w:sz w:val="18"/>
+                <w:szCs w:val="18"/>
+              </w:rPr>
+              <w:t xml:space="preserve">      &lt;th scope="col"&gt;&lt;button type="button" class="sort" data-sort="title"&gt;Твір&lt;/button&gt;&lt;/th&gt;</w:t>
+            </w:r>
+          </w:p>
+          <w:p>
+            <w:pPr>
+              <w:spacing w:line="240"/>
+            </w:pPr>
+            <w:r>
+              <w:rPr>
+                <w:rFonts w:ascii="Consolas" w:cs="Consolas" w:eastAsia="Consolas" w:hAnsi="Consolas"/>
+                <w:sz w:val="18"/>
+                <w:szCs w:val="18"/>
+              </w:rPr>
+              <w:t xml:space="preserve">      &lt;th scope="col"&gt;&lt;button type="button" class="sort" data-sort="author"&gt;Автор&lt;/button&gt;&lt;/th&gt;</w:t>
+            </w:r>
+          </w:p>
+          <w:p>
+            <w:pPr>
+              <w:spacing w:line="240"/>
+            </w:pPr>
+            <w:r>
+              <w:rPr>
+                <w:rFonts w:ascii="Consolas" w:cs="Consolas" w:eastAsia="Consolas" w:hAnsi="Consolas"/>
+                <w:sz w:val="18"/>
+                <w:szCs w:val="18"/>
+              </w:rPr>
+              <w:t xml:space="preserve">      &lt;th scope="col" width="80"&gt;&lt;button type="button" class="sort is-asc" data-sort="year"&gt;Рік&lt;/button&gt;&lt;/th&gt;</w:t>
+            </w:r>
+          </w:p>
+          <w:p>
+            <w:pPr>
+              <w:spacing w:line="240"/>
+            </w:pPr>
+            <w:r>
+              <w:rPr>
+                <w:rFonts w:ascii="Consolas" w:cs="Consolas" w:eastAsia="Consolas" w:hAnsi="Consolas"/>
+                <w:sz w:val="18"/>
+                <w:szCs w:val="18"/>
+              </w:rPr>
+              <w:t xml:space="preserve">      &lt;th scope="col"&gt;&lt;button type="button" class="sort" data-sort="genre"&gt;Жанр&lt;/button&gt;&lt;/th&gt;</w:t>
+            </w:r>
+          </w:p>
+          <w:p>
+            <w:pPr>
+              <w:spacing w:line="240"/>
+            </w:pPr>
+            <w:r>
+              <w:rPr>
+                <w:rFonts w:ascii="Consolas" w:cs="Consolas" w:eastAsia="Consolas" w:hAnsi="Consolas"/>
+                <w:sz w:val="18"/>
+                <w:szCs w:val="18"/>
+              </w:rPr>
+              <w:t xml:space="preserve">      &lt;th scope="col" width="90"&gt;Прочитано&lt;/th&gt;</w:t>
+            </w:r>
+          </w:p>
+          <w:p>
+            <w:pPr>
+              <w:spacing w:line="240"/>
+            </w:pPr>
+            <w:r>
+              <w:rPr>
+                <w:rFonts w:ascii="Consolas" w:cs="Consolas" w:eastAsia="Consolas" w:hAnsi="Consolas"/>
+                <w:sz w:val="18"/>
+                <w:szCs w:val="18"/>
+              </w:rPr>
+              <w:t xml:space="preserve">    &lt;/tr&gt;</w:t>
+            </w:r>
+          </w:p>
+          <w:p>
+            <w:pPr>
+              <w:spacing w:line="240"/>
+            </w:pPr>
+            <w:r>
+              <w:rPr>
+                <w:rFonts w:ascii="Consolas" w:cs="Consolas" w:eastAsia="Consolas" w:hAnsi="Consolas"/>
+                <w:sz w:val="18"/>
+                <w:szCs w:val="18"/>
+              </w:rPr>
+              <w:t xml:space="preserve">  &lt;/thead&gt;</w:t>
+            </w:r>
+          </w:p>
+          <w:p>
+            <w:pPr>
+              <w:spacing w:line="240"/>
+            </w:pPr>
+            <w:r>
+              <w:rPr>
+                <w:rFonts w:ascii="Consolas" w:cs="Consolas" w:eastAsia="Consolas" w:hAnsi="Consolas"/>
+                <w:sz w:val="18"/>
+                <w:szCs w:val="18"/>
+              </w:rPr>
+              <w:t xml:space="preserve">  &lt;tbody&gt;</w:t>
+            </w:r>
+          </w:p>
+          <w:p>
+            <w:pPr>
+              <w:spacing w:line="240"/>
+            </w:pPr>
+            <w:r>
+              <w:rPr>
+                <w:rFonts w:ascii="Consolas" w:cs="Consolas" w:eastAsia="Consolas" w:hAnsi="Consolas"/>
+                <w:sz w:val="18"/>
+                <w:szCs w:val="18"/>
+              </w:rPr>
+              <w:t xml:space="preserve">    &lt;tr data-i="0" data-genre="поема"&gt;&lt;td class="cat__cover"&gt;&lt;button type="button" class="cover cover--mini" da…</w:t>
+            </w:r>
+          </w:p>
+        </w:tc>
+      </w:tr>
+    </w:tbl>
+    <w:p>
+      <w:pPr>
+        <w:spacing w:after="120"/>
+      </w:pPr>
     </w:p>
     <w:p>
       <w:pPr>
@@ -2723,7 +2855,7 @@
           <w:sz w:val="26"/>
           <w:szCs w:val="26"/>
         </w:rPr>
-        <w:t xml:space="preserve">Рис. 2. Налагодження каркаса: червоним пунктиром позначено комірки таблиці-макета, синім — комірки вкладених таблиць</w:t>
+        <w:t xml:space="preserve">Рис. 3. Каталог, відсортований за назвою твору: стрілка в заголовку показує напрям сортування</w:t>
       </w:r>
     </w:p>
     <w:p>
@@ -2741,7 +2873,7 @@
           <w:sz w:val="28"/>
           <w:szCs w:val="28"/>
         </w:rPr>
-        <w:t xml:space="preserve">3. Вкладені таблиці та об’єднання комірок</w:t>
+        <w:t xml:space="preserve">4. Наповнення сторінок</w:t>
       </w:r>
     </w:p>
     <w:p>
@@ -2756,376 +2888,8 @@
           <w:sz w:val="28"/>
           <w:szCs w:val="28"/>
         </w:rPr>
-        <w:t xml:space="preserve">Головна вкладена таблиця — каталог на сторінці catalog.html. Вона має підпис </w:t>
-      </w:r>
-      <w:r>
-        <w:rPr>
-          <w:rFonts w:ascii="Consolas" w:cs="Consolas" w:eastAsia="Consolas" w:hAnsi="Consolas"/>
-          <w:sz w:val="24"/>
-          <w:szCs w:val="24"/>
-        </w:rPr>
-        <w:t xml:space="preserve">&lt;caption&gt;</w:t>
-      </w:r>
-      <w:r>
-        <w:rPr>
-          <w:rFonts w:ascii="Times New Roman" w:cs="Times New Roman" w:eastAsia="Times New Roman" w:hAnsi="Times New Roman"/>
-          <w:sz w:val="28"/>
-          <w:szCs w:val="28"/>
-        </w:rPr>
-        <w:t xml:space="preserve">, рядок заголовків </w:t>
-      </w:r>
-      <w:r>
-        <w:rPr>
-          <w:rFonts w:ascii="Consolas" w:cs="Consolas" w:eastAsia="Consolas" w:hAnsi="Consolas"/>
-          <w:sz w:val="24"/>
-          <w:szCs w:val="24"/>
-        </w:rPr>
-        <w:t xml:space="preserve">&lt;th scope="col"&gt;</w:t>
-      </w:r>
-      <w:r>
-        <w:rPr>
-          <w:rFonts w:ascii="Times New Roman" w:cs="Times New Roman" w:eastAsia="Times New Roman" w:hAnsi="Times New Roman"/>
-          <w:sz w:val="28"/>
-          <w:szCs w:val="28"/>
-        </w:rPr>
-        <w:t xml:space="preserve"> у </w:t>
-      </w:r>
-      <w:r>
-        <w:rPr>
-          <w:rFonts w:ascii="Consolas" w:cs="Consolas" w:eastAsia="Consolas" w:hAnsi="Consolas"/>
-          <w:sz w:val="24"/>
-          <w:szCs w:val="24"/>
-        </w:rPr>
-        <w:t xml:space="preserve">&lt;thead&gt;</w:t>
-      </w:r>
-      <w:r>
-        <w:rPr>
-          <w:rFonts w:ascii="Times New Roman" w:cs="Times New Roman" w:eastAsia="Times New Roman" w:hAnsi="Times New Roman"/>
-          <w:sz w:val="28"/>
-          <w:szCs w:val="28"/>
-        </w:rPr>
-        <w:t xml:space="preserve">, дев’ятнадцять рядків у </w:t>
-      </w:r>
-      <w:r>
-        <w:rPr>
-          <w:rFonts w:ascii="Consolas" w:cs="Consolas" w:eastAsia="Consolas" w:hAnsi="Consolas"/>
-          <w:sz w:val="24"/>
-          <w:szCs w:val="24"/>
-        </w:rPr>
-        <w:t xml:space="preserve">&lt;tbody&gt;</w:t>
-      </w:r>
-      <w:r>
-        <w:rPr>
-          <w:rFonts w:ascii="Times New Roman" w:cs="Times New Roman" w:eastAsia="Times New Roman" w:hAnsi="Times New Roman"/>
-          <w:sz w:val="28"/>
-          <w:szCs w:val="28"/>
-        </w:rPr>
-        <w:t xml:space="preserve"> (назва твору — комірка </w:t>
-      </w:r>
-      <w:r>
-        <w:rPr>
-          <w:rFonts w:ascii="Consolas" w:cs="Consolas" w:eastAsia="Consolas" w:hAnsi="Consolas"/>
-          <w:sz w:val="24"/>
-          <w:szCs w:val="24"/>
-        </w:rPr>
-        <w:t xml:space="preserve">&lt;th scope="row"&gt;</w:t>
-      </w:r>
-      <w:r>
-        <w:rPr>
-          <w:rFonts w:ascii="Times New Roman" w:cs="Times New Roman" w:eastAsia="Times New Roman" w:hAnsi="Times New Roman"/>
-          <w:sz w:val="28"/>
-          <w:szCs w:val="28"/>
-        </w:rPr>
-        <w:t xml:space="preserve">) і підсумковий рядок у </w:t>
-      </w:r>
-      <w:r>
-        <w:rPr>
-          <w:rFonts w:ascii="Consolas" w:cs="Consolas" w:eastAsia="Consolas" w:hAnsi="Consolas"/>
-          <w:sz w:val="24"/>
-          <w:szCs w:val="24"/>
-        </w:rPr>
-        <w:t xml:space="preserve">&lt;tfoot&gt;</w:t>
-      </w:r>
-      <w:r>
-        <w:rPr>
-          <w:rFonts w:ascii="Times New Roman" w:cs="Times New Roman" w:eastAsia="Times New Roman" w:hAnsi="Times New Roman"/>
-          <w:sz w:val="28"/>
-          <w:szCs w:val="28"/>
-        </w:rPr>
-        <w:t xml:space="preserve">, розтягнутий атрибутом </w:t>
-      </w:r>
-      <w:r>
-        <w:rPr>
-          <w:rFonts w:ascii="Consolas" w:cs="Consolas" w:eastAsia="Consolas" w:hAnsi="Consolas"/>
-          <w:sz w:val="24"/>
-          <w:szCs w:val="24"/>
-        </w:rPr>
-        <w:t xml:space="preserve">colspan="6"</w:t>
-      </w:r>
-      <w:r>
-        <w:rPr>
-          <w:rFonts w:ascii="Times New Roman" w:cs="Times New Roman" w:eastAsia="Times New Roman" w:hAnsi="Times New Roman"/>
-          <w:sz w:val="28"/>
-          <w:szCs w:val="28"/>
-        </w:rPr>
-        <w:t xml:space="preserve">. На головній сторінці в таблиці правил одна комірка «Каталог» об’єднує два рядки (</w:t>
-      </w:r>
-      <w:r>
-        <w:rPr>
-          <w:rFonts w:ascii="Consolas" w:cs="Consolas" w:eastAsia="Consolas" w:hAnsi="Consolas"/>
-          <w:sz w:val="24"/>
-          <w:szCs w:val="24"/>
-        </w:rPr>
-        <w:t xml:space="preserve">rowspan="2"</w:t>
-      </w:r>
-      <w:r>
-        <w:rPr>
-          <w:rFonts w:ascii="Times New Roman" w:cs="Times New Roman" w:eastAsia="Times New Roman" w:hAnsi="Times New Roman"/>
-          <w:sz w:val="28"/>
-          <w:szCs w:val="28"/>
-        </w:rPr>
-        <w:t xml:space="preserve">). Сторінка письменників — таблиця 4 × 2, у кожній комірці якої ще одна таблиця з портретом і текстом.</w:t>
-      </w:r>
-    </w:p>
-    <w:p>
-      <w:pPr>
-        <w:keepNext/>
-        <w:spacing w:after="60" w:before="120" w:line="360"/>
-        <w:jc w:val="left"/>
-      </w:pPr>
-      <w:r>
-        <w:rPr>
-          <w:rFonts w:ascii="Times New Roman" w:cs="Times New Roman" w:eastAsia="Times New Roman" w:hAnsi="Times New Roman"/>
-          <w:i w:val="false"/>
-          <w:iCs w:val="false"/>
-          <w:sz w:val="28"/>
-          <w:szCs w:val="28"/>
-        </w:rPr>
-        <w:t xml:space="preserve">Лістинг 3. Початок таблиці каталогу (catalog.html, скорочено)</w:t>
-      </w:r>
-    </w:p>
-    <w:tbl>
-      <w:tblPr>
-        <w:tblW w:type="dxa" w:w="9354"/>
-        <w:tblBorders>
-          <w:top w:val="single" w:color="auto" w:sz="4"/>
-          <w:left w:val="single" w:color="auto" w:sz="4"/>
-          <w:bottom w:val="single" w:color="auto" w:sz="4"/>
-          <w:right w:val="single" w:color="auto" w:sz="4"/>
-          <w:insideH w:val="single" w:color="auto" w:sz="4"/>
-          <w:insideV w:val="single" w:color="auto" w:sz="4"/>
-        </w:tblBorders>
-      </w:tblPr>
-      <w:tblGrid>
-        <w:gridCol w:w="9354"/>
-      </w:tblGrid>
-      <w:tr>
-        <w:tc>
-          <w:tcPr>
-            <w:tcW w:type="dxa" w:w="9354"/>
-            <w:tcBorders>
-              <w:top w:val="single" w:color="BFBFBF" w:sz="4"/>
-              <w:left w:val="single" w:color="BFBFBF" w:sz="4"/>
-              <w:bottom w:val="single" w:color="BFBFBF" w:sz="4"/>
-              <w:right w:val="single" w:color="BFBFBF" w:sz="4"/>
-            </w:tcBorders>
-            <w:shd w:fill="F4F4F4" w:color="auto" w:val="clear"/>
-            <w:tcMar>
-              <w:top w:type="dxa" w:w="100"/>
-              <w:left w:type="dxa" w:w="140"/>
-              <w:bottom w:type="dxa" w:w="100"/>
-              <w:right w:type="dxa" w:w="140"/>
-            </w:tcMar>
-          </w:tcPr>
-          <w:p>
-            <w:pPr>
-              <w:spacing w:line="240"/>
-            </w:pPr>
-            <w:r>
-              <w:rPr>
-                <w:rFonts w:ascii="Consolas" w:cs="Consolas" w:eastAsia="Consolas" w:hAnsi="Consolas"/>
-                <w:sz w:val="18"/>
-                <w:szCs w:val="18"/>
-              </w:rPr>
-              <w:t xml:space="preserve">&lt;table class="catalog" id="catalog" width="100%" cellspacing="0" cellpadding="10"&gt;</w:t>
-            </w:r>
-          </w:p>
-          <w:p>
-            <w:pPr>
-              <w:spacing w:line="240"/>
-            </w:pPr>
-            <w:r>
-              <w:rPr>
-                <w:rFonts w:ascii="Consolas" w:cs="Consolas" w:eastAsia="Consolas" w:hAnsi="Consolas"/>
-                <w:sz w:val="18"/>
-                <w:szCs w:val="18"/>
-              </w:rPr>
-              <w:t xml:space="preserve">  &lt;caption&gt;Таблиця 2. Каталог творів (натисніть на заголовок стовпця, щоб відсортувати)&lt;/caption&gt;</w:t>
-            </w:r>
-          </w:p>
-          <w:p>
-            <w:pPr>
-              <w:spacing w:line="240"/>
-            </w:pPr>
-            <w:r>
-              <w:rPr>
-                <w:rFonts w:ascii="Consolas" w:cs="Consolas" w:eastAsia="Consolas" w:hAnsi="Consolas"/>
-                <w:sz w:val="18"/>
-                <w:szCs w:val="18"/>
-              </w:rPr>
-              <w:t xml:space="preserve">  &lt;thead&gt;</w:t>
-            </w:r>
-          </w:p>
-          <w:p>
-            <w:pPr>
-              <w:spacing w:line="240"/>
-            </w:pPr>
-            <w:r>
-              <w:rPr>
-                <w:rFonts w:ascii="Consolas" w:cs="Consolas" w:eastAsia="Consolas" w:hAnsi="Consolas"/>
-                <w:sz w:val="18"/>
-                <w:szCs w:val="18"/>
-              </w:rPr>
-              <w:t xml:space="preserve">    &lt;tr&gt;</w:t>
-            </w:r>
-          </w:p>
-          <w:p>
-            <w:pPr>
-              <w:spacing w:line="240"/>
-            </w:pPr>
-            <w:r>
-              <w:rPr>
-                <w:rFonts w:ascii="Consolas" w:cs="Consolas" w:eastAsia="Consolas" w:hAnsi="Consolas"/>
-                <w:sz w:val="18"/>
-                <w:szCs w:val="18"/>
-              </w:rPr>
-              <w:t xml:space="preserve">      &lt;th scope="col" width="56"&gt;&lt;span class="sr"&gt;Обкладинка&lt;/span&gt;&lt;/th&gt;</w:t>
-            </w:r>
-          </w:p>
-          <w:p>
-            <w:pPr>
-              <w:spacing w:line="240"/>
-            </w:pPr>
-            <w:r>
-              <w:rPr>
-                <w:rFonts w:ascii="Consolas" w:cs="Consolas" w:eastAsia="Consolas" w:hAnsi="Consolas"/>
-                <w:sz w:val="18"/>
-                <w:szCs w:val="18"/>
-              </w:rPr>
-              <w:t xml:space="preserve">      &lt;th scope="col"&gt;&lt;button type="button" class="sort" data-sort="title"&gt;Твір&lt;/button&gt;&lt;/th&gt;</w:t>
-            </w:r>
-          </w:p>
-          <w:p>
-            <w:pPr>
-              <w:spacing w:line="240"/>
-            </w:pPr>
-            <w:r>
-              <w:rPr>
-                <w:rFonts w:ascii="Consolas" w:cs="Consolas" w:eastAsia="Consolas" w:hAnsi="Consolas"/>
-                <w:sz w:val="18"/>
-                <w:szCs w:val="18"/>
-              </w:rPr>
-              <w:t xml:space="preserve">      &lt;th scope="col"&gt;&lt;button type="button" class="sort" data-sort="author"&gt;Автор&lt;/button&gt;&lt;/th&gt;</w:t>
-            </w:r>
-          </w:p>
-          <w:p>
-            <w:pPr>
-              <w:spacing w:line="240"/>
-            </w:pPr>
-            <w:r>
-              <w:rPr>
-                <w:rFonts w:ascii="Consolas" w:cs="Consolas" w:eastAsia="Consolas" w:hAnsi="Consolas"/>
-                <w:sz w:val="18"/>
-                <w:szCs w:val="18"/>
-              </w:rPr>
-              <w:t xml:space="preserve">      &lt;th scope="col" width="80"&gt;&lt;button type="button" class="sort is-asc" data-sort="year"&gt;Рік&lt;/button&gt;&lt;/th&gt;</w:t>
-            </w:r>
-          </w:p>
-          <w:p>
-            <w:pPr>
-              <w:spacing w:line="240"/>
-            </w:pPr>
-            <w:r>
-              <w:rPr>
-                <w:rFonts w:ascii="Consolas" w:cs="Consolas" w:eastAsia="Consolas" w:hAnsi="Consolas"/>
-                <w:sz w:val="18"/>
-                <w:szCs w:val="18"/>
-              </w:rPr>
-              <w:t xml:space="preserve">      &lt;th scope="col"&gt;&lt;button type="button" class="sort" data-sort="genre"&gt;Жанр&lt;/button&gt;&lt;/th&gt;</w:t>
-            </w:r>
-          </w:p>
-          <w:p>
-            <w:pPr>
-              <w:spacing w:line="240"/>
-            </w:pPr>
-            <w:r>
-              <w:rPr>
-                <w:rFonts w:ascii="Consolas" w:cs="Consolas" w:eastAsia="Consolas" w:hAnsi="Consolas"/>
-                <w:sz w:val="18"/>
-                <w:szCs w:val="18"/>
-              </w:rPr>
-              <w:t xml:space="preserve">      &lt;th scope="col" width="90"&gt;Прочитано&lt;/th&gt;</w:t>
-            </w:r>
-          </w:p>
-          <w:p>
-            <w:pPr>
-              <w:spacing w:line="240"/>
-            </w:pPr>
-            <w:r>
-              <w:rPr>
-                <w:rFonts w:ascii="Consolas" w:cs="Consolas" w:eastAsia="Consolas" w:hAnsi="Consolas"/>
-                <w:sz w:val="18"/>
-                <w:szCs w:val="18"/>
-              </w:rPr>
-              <w:t xml:space="preserve">    &lt;/tr&gt;</w:t>
-            </w:r>
-          </w:p>
-          <w:p>
-            <w:pPr>
-              <w:spacing w:line="240"/>
-            </w:pPr>
-            <w:r>
-              <w:rPr>
-                <w:rFonts w:ascii="Consolas" w:cs="Consolas" w:eastAsia="Consolas" w:hAnsi="Consolas"/>
-                <w:sz w:val="18"/>
-                <w:szCs w:val="18"/>
-              </w:rPr>
-              <w:t xml:space="preserve">  &lt;/thead&gt;</w:t>
-            </w:r>
-          </w:p>
-          <w:p>
-            <w:pPr>
-              <w:spacing w:line="240"/>
-            </w:pPr>
-            <w:r>
-              <w:rPr>
-                <w:rFonts w:ascii="Consolas" w:cs="Consolas" w:eastAsia="Consolas" w:hAnsi="Consolas"/>
-                <w:sz w:val="18"/>
-                <w:szCs w:val="18"/>
-              </w:rPr>
-              <w:t xml:space="preserve">  &lt;tbody&gt;</w:t>
-            </w:r>
-          </w:p>
-          <w:p>
-            <w:pPr>
-              <w:spacing w:line="240"/>
-            </w:pPr>
-            <w:r>
-              <w:rPr>
-                <w:rFonts w:ascii="Consolas" w:cs="Consolas" w:eastAsia="Consolas" w:hAnsi="Consolas"/>
-                <w:sz w:val="18"/>
-                <w:szCs w:val="18"/>
-              </w:rPr>
-              <w:t xml:space="preserve">    &lt;tr data-i="0" data-genre="поема"&gt;&lt;td class="cat__cover"&gt;&lt;button type="button" class="cover cover--mini" da…</w:t>
-            </w:r>
-          </w:p>
-        </w:tc>
-      </w:tr>
-    </w:tbl>
-    <w:p>
-      <w:pPr>
-        <w:spacing w:after="120"/>
-      </w:pPr>
+        <w:t xml:space="preserve">Для каталогу підібрано класичні твори української літератури XIX — початку XX століття: для кожного вказано автора, рік, жанр і короткий опис. На сторінці письменників наведено роки життя, місце народження і головні твори, на сторінці цитат — сім відомих рядків із зазначенням джерела.</w:t>
+      </w:r>
     </w:p>
     <w:p>
       <w:pPr>
@@ -3185,40 +2949,7 @@
           <w:sz w:val="26"/>
           <w:szCs w:val="26"/>
         </w:rPr>
-        <w:t xml:space="preserve">Рис. 3. Каталог, відсортований за назвою твору: стрілка в заголовку показує напрям сортування</w:t>
-      </w:r>
-    </w:p>
-    <w:p>
-      <w:pPr>
-        <w:keepNext/>
-        <w:spacing w:after="120" w:before="240" w:line="360"/>
-        <w:ind w:firstLine="709"/>
-        <w:jc w:val="left"/>
-      </w:pPr>
-      <w:r>
-        <w:rPr>
-          <w:rFonts w:ascii="Times New Roman" w:cs="Times New Roman" w:eastAsia="Times New Roman" w:hAnsi="Times New Roman"/>
-          <w:b/>
-          <w:bCs/>
-          <w:sz w:val="28"/>
-          <w:szCs w:val="28"/>
-        </w:rPr>
-        <w:t xml:space="preserve">4. Наповнення сторінок</w:t>
-      </w:r>
-    </w:p>
-    <w:p>
-      <w:pPr>
-        <w:spacing w:after="0" w:before="0" w:line="360"/>
-        <w:ind w:firstLine="709"/>
-        <w:jc w:val="both"/>
-      </w:pPr>
-      <w:r>
-        <w:rPr>
-          <w:rFonts w:ascii="Times New Roman" w:cs="Times New Roman" w:eastAsia="Times New Roman" w:hAnsi="Times New Roman"/>
-          <w:sz w:val="28"/>
-          <w:szCs w:val="28"/>
-        </w:rPr>
-        <w:t xml:space="preserve">Для каталогу підібрано класичні твори української літератури XIX — початку XX століття: для кожного вказано автора, рік, жанр і короткий опис. На сторінці письменників наведено роки життя, місце народження і головні твори, на сторінці цитат — сім відомих рядків із зазначенням джерела.</w:t>
+        <w:t xml:space="preserve">Рис. 4. Головна сторінка: меню-полиця, статистика, книга дня</w:t>
       </w:r>
     </w:p>
     <w:p>
@@ -3279,7 +3010,7 @@
           <w:sz w:val="26"/>
           <w:szCs w:val="26"/>
         </w:rPr>
-        <w:t xml:space="preserve">Рис. 4. Головна сторінка: меню-полиця, статистика, книга дня</w:t>
+        <w:t xml:space="preserve">Рис. 5. Сторінка «Каталог»</w:t>
       </w:r>
     </w:p>
     <w:p>
@@ -3340,7 +3071,7 @@
           <w:sz w:val="26"/>
           <w:szCs w:val="26"/>
         </w:rPr>
-        <w:t xml:space="preserve">Рис. 5. Сторінка «Каталог»</w:t>
+        <w:t xml:space="preserve">Рис. 6. Сторінка «Письменники»: таблиця 4 × 2</w:t>
       </w:r>
     </w:p>
     <w:p>
@@ -3401,7 +3132,7 @@
           <w:sz w:val="26"/>
           <w:szCs w:val="26"/>
         </w:rPr>
-        <w:t xml:space="preserve">Рис. 6. Сторінка «Письменники»: таблиця 4 × 2</w:t>
+        <w:t xml:space="preserve">Рис. 7. Сторінка «Цитати»: книга, яку можна гортати</w:t>
       </w:r>
     </w:p>
     <w:p>
@@ -3462,7 +3193,87 @@
           <w:sz w:val="26"/>
           <w:szCs w:val="26"/>
         </w:rPr>
-        <w:t xml:space="preserve">Рис. 7. Сторінка «Цитати»: книга, яку можна гортати</w:t>
+        <w:t xml:space="preserve">Рис. 8. Сторінка автора сайту</w:t>
+      </w:r>
+    </w:p>
+    <w:p>
+      <w:pPr>
+        <w:keepNext/>
+        <w:spacing w:after="120" w:before="240" w:line="360"/>
+        <w:ind w:firstLine="709"/>
+        <w:jc w:val="left"/>
+      </w:pPr>
+      <w:r>
+        <w:rPr>
+          <w:rFonts w:ascii="Times New Roman" w:cs="Times New Roman" w:eastAsia="Times New Roman" w:hAnsi="Times New Roman"/>
+          <w:b/>
+          <w:bCs/>
+          <w:sz w:val="28"/>
+          <w:szCs w:val="28"/>
+        </w:rPr>
+        <w:t xml:space="preserve">5. Оформлення, анімація та інтерактивність</w:t>
+      </w:r>
+    </w:p>
+    <w:p>
+      <w:pPr>
+        <w:spacing w:after="0" w:before="0" w:line="360"/>
+        <w:ind w:firstLine="709"/>
+        <w:jc w:val="both"/>
+      </w:pPr>
+      <w:r>
+        <w:rPr>
+          <w:rFonts w:ascii="Times New Roman" w:cs="Times New Roman" w:eastAsia="Times New Roman" w:hAnsi="Times New Roman"/>
+          <w:sz w:val="28"/>
+          <w:szCs w:val="28"/>
+        </w:rPr>
+        <w:t xml:space="preserve">Стилі </w:t>
+      </w:r>
+      <w:r>
+        <w:rPr>
+          <w:rFonts w:ascii="Consolas" w:cs="Consolas" w:eastAsia="Consolas" w:hAnsi="Consolas"/>
+          <w:sz w:val="24"/>
+          <w:szCs w:val="24"/>
+        </w:rPr>
+        <w:t xml:space="preserve">css/style.css</w:t>
+      </w:r>
+      <w:r>
+        <w:rPr>
+          <w:rFonts w:ascii="Times New Roman" w:cs="Times New Roman" w:eastAsia="Times New Roman" w:hAnsi="Times New Roman"/>
+          <w:sz w:val="28"/>
+          <w:szCs w:val="28"/>
+        </w:rPr>
+        <w:t xml:space="preserve"> створюють атмосферу старої бібліотеки: дерев’яна полиця в шапці, папір, бордо й золото тиснення. Шрифти — Literata для заголовків і Source Sans 3 для тексту. Обкладинки книжок намальовано засобами CSS (градієнти, рамка з золотою лінією), корінці меню мають різну висоту, а активна сторінка ніби висунута з полиці.</w:t>
+      </w:r>
+    </w:p>
+    <w:p>
+      <w:pPr>
+        <w:spacing w:after="0" w:before="0" w:line="360"/>
+        <w:ind w:firstLine="709"/>
+        <w:jc w:val="both"/>
+      </w:pPr>
+      <w:r>
+        <w:rPr>
+          <w:rFonts w:ascii="Times New Roman" w:cs="Times New Roman" w:eastAsia="Times New Roman" w:hAnsi="Times New Roman"/>
+          <w:sz w:val="28"/>
+          <w:szCs w:val="28"/>
+        </w:rPr>
+        <w:t xml:space="preserve">Сценарій </w:t>
+      </w:r>
+      <w:r>
+        <w:rPr>
+          <w:rFonts w:ascii="Consolas" w:cs="Consolas" w:eastAsia="Consolas" w:hAnsi="Consolas"/>
+          <w:sz w:val="24"/>
+          <w:szCs w:val="24"/>
+        </w:rPr>
+        <w:t xml:space="preserve">js/main.js</w:t>
+      </w:r>
+      <w:r>
+        <w:rPr>
+          <w:rFonts w:ascii="Times New Roman" w:cs="Times New Roman" w:eastAsia="Times New Roman" w:hAnsi="Times New Roman"/>
+          <w:sz w:val="28"/>
+          <w:szCs w:val="28"/>
+        </w:rPr>
+        <w:t xml:space="preserve"> заповнює обкладинки назвами й авторами та щодня обирає «книгу дня». Натискання на обкладинку відкриває модальне вікно, у якому обкладинка розгортається, як справжня книжка. Каталог шукає за назвою й автором, фільтрує за жанром і сортує за будь-яким стовпцем — рядки плавно переїжджають на нові місця. Позначки «прочитано» зберігаються в браузері, а читацький щоденник показує прогрес. На сторінці письменників смуги років життя виростають на шкалі часу, а цитати гортаються кнопками чи стрілками клавіатури.</w:t>
       </w:r>
     </w:p>
     <w:p>
@@ -3523,87 +3334,7 @@
           <w:sz w:val="26"/>
           <w:szCs w:val="26"/>
         </w:rPr>
-        <w:t xml:space="preserve">Рис. 8. Сторінка автора сайту</w:t>
-      </w:r>
-    </w:p>
-    <w:p>
-      <w:pPr>
-        <w:keepNext/>
-        <w:spacing w:after="120" w:before="240" w:line="360"/>
-        <w:ind w:firstLine="709"/>
-        <w:jc w:val="left"/>
-      </w:pPr>
-      <w:r>
-        <w:rPr>
-          <w:rFonts w:ascii="Times New Roman" w:cs="Times New Roman" w:eastAsia="Times New Roman" w:hAnsi="Times New Roman"/>
-          <w:b/>
-          <w:bCs/>
-          <w:sz w:val="28"/>
-          <w:szCs w:val="28"/>
-        </w:rPr>
-        <w:t xml:space="preserve">5. Оформлення, анімація та інтерактивність</w:t>
-      </w:r>
-    </w:p>
-    <w:p>
-      <w:pPr>
-        <w:spacing w:after="0" w:before="0" w:line="360"/>
-        <w:ind w:firstLine="709"/>
-        <w:jc w:val="both"/>
-      </w:pPr>
-      <w:r>
-        <w:rPr>
-          <w:rFonts w:ascii="Times New Roman" w:cs="Times New Roman" w:eastAsia="Times New Roman" w:hAnsi="Times New Roman"/>
-          <w:sz w:val="28"/>
-          <w:szCs w:val="28"/>
-        </w:rPr>
-        <w:t xml:space="preserve">Стилі </w:t>
-      </w:r>
-      <w:r>
-        <w:rPr>
-          <w:rFonts w:ascii="Consolas" w:cs="Consolas" w:eastAsia="Consolas" w:hAnsi="Consolas"/>
-          <w:sz w:val="24"/>
-          <w:szCs w:val="24"/>
-        </w:rPr>
-        <w:t xml:space="preserve">css/style.css</w:t>
-      </w:r>
-      <w:r>
-        <w:rPr>
-          <w:rFonts w:ascii="Times New Roman" w:cs="Times New Roman" w:eastAsia="Times New Roman" w:hAnsi="Times New Roman"/>
-          <w:sz w:val="28"/>
-          <w:szCs w:val="28"/>
-        </w:rPr>
-        <w:t xml:space="preserve"> створюють атмосферу старої бібліотеки: дерев’яна полиця в шапці, папір, бордо й золото тиснення. Шрифти — Literata для заголовків і Source Sans 3 для тексту. Обкладинки книжок намальовано засобами CSS (градієнти, рамка з золотою лінією), корінці меню мають різну висоту, а активна сторінка ніби висунута з полиці.</w:t>
-      </w:r>
-    </w:p>
-    <w:p>
-      <w:pPr>
-        <w:spacing w:after="0" w:before="0" w:line="360"/>
-        <w:ind w:firstLine="709"/>
-        <w:jc w:val="both"/>
-      </w:pPr>
-      <w:r>
-        <w:rPr>
-          <w:rFonts w:ascii="Times New Roman" w:cs="Times New Roman" w:eastAsia="Times New Roman" w:hAnsi="Times New Roman"/>
-          <w:sz w:val="28"/>
-          <w:szCs w:val="28"/>
-        </w:rPr>
-        <w:t xml:space="preserve">Сценарій </w:t>
-      </w:r>
-      <w:r>
-        <w:rPr>
-          <w:rFonts w:ascii="Consolas" w:cs="Consolas" w:eastAsia="Consolas" w:hAnsi="Consolas"/>
-          <w:sz w:val="24"/>
-          <w:szCs w:val="24"/>
-        </w:rPr>
-        <w:t xml:space="preserve">js/main.js</w:t>
-      </w:r>
-      <w:r>
-        <w:rPr>
-          <w:rFonts w:ascii="Times New Roman" w:cs="Times New Roman" w:eastAsia="Times New Roman" w:hAnsi="Times New Roman"/>
-          <w:sz w:val="28"/>
-          <w:szCs w:val="28"/>
-        </w:rPr>
-        <w:t xml:space="preserve"> заповнює обкладинки назвами й авторами та щодня обирає «книгу дня». Натискання на обкладинку відкриває модальне вікно, у якому обкладинка розгортається, як справжня книжка. Каталог шукає за назвою й автором, фільтрує за жанром і сортує за будь-яким стовпцем — рядки плавно переїжджають на нові місця. Позначки «прочитано» зберігаються в браузері, а читацький щоденник показує прогрес. На сторінці письменників смуги років життя виростають на шкалі часу, а цитати гортаються кнопками чи стрілками клавіатури.</w:t>
+        <w:t xml:space="preserve">Рис. 9. Пошук у каталозі за словом «Франко» і позначка «прочитано»</w:t>
       </w:r>
     </w:p>
     <w:p>
@@ -3664,7 +3395,7 @@
           <w:sz w:val="26"/>
           <w:szCs w:val="26"/>
         </w:rPr>
-        <w:t xml:space="preserve">Рис. 9. Пошук у каталозі за словом «Франко» і позначка «прочитано»</w:t>
+        <w:t xml:space="preserve">Рис. 10. Книга «Кобзар» розгорнута в модальному вікні</w:t>
       </w:r>
     </w:p>
     <w:p>
@@ -3725,7 +3456,56 @@
           <w:sz w:val="26"/>
           <w:szCs w:val="26"/>
         </w:rPr>
-        <w:t xml:space="preserve">Рис. 10. Книга «Кобзар» розгорнута в модальному вікні</w:t>
+        <w:t xml:space="preserve">Рис. 11. Стрічка життів письменників</w:t>
+      </w:r>
+    </w:p>
+    <w:p>
+      <w:pPr>
+        <w:keepNext/>
+        <w:spacing w:after="120" w:before="240" w:line="360"/>
+        <w:ind w:firstLine="709"/>
+        <w:jc w:val="left"/>
+      </w:pPr>
+      <w:r>
+        <w:rPr>
+          <w:rFonts w:ascii="Times New Roman" w:cs="Times New Roman" w:eastAsia="Times New Roman" w:hAnsi="Times New Roman"/>
+          <w:b/>
+          <w:bCs/>
+          <w:sz w:val="28"/>
+          <w:szCs w:val="28"/>
+        </w:rPr>
+        <w:t xml:space="preserve">6. Адаптивність, перевірка і публікація</w:t>
+      </w:r>
+    </w:p>
+    <w:p>
+      <w:pPr>
+        <w:spacing w:after="0" w:before="0" w:line="360"/>
+        <w:ind w:firstLine="709"/>
+        <w:jc w:val="both"/>
+      </w:pPr>
+      <w:r>
+        <w:rPr>
+          <w:rFonts w:ascii="Times New Roman" w:cs="Times New Roman" w:eastAsia="Times New Roman" w:hAnsi="Times New Roman"/>
+          <w:sz w:val="28"/>
+          <w:szCs w:val="28"/>
+        </w:rPr>
+        <w:t xml:space="preserve">Таблиці погано пристосовуються до вузьких екранів, тому для смартфонів у CSS додано медіазапити: комірки таблиці-каркаса отримують </w:t>
+      </w:r>
+      <w:r>
+        <w:rPr>
+          <w:rFonts w:ascii="Consolas" w:cs="Consolas" w:eastAsia="Consolas" w:hAnsi="Consolas"/>
+          <w:sz w:val="24"/>
+          <w:szCs w:val="24"/>
+        </w:rPr>
+        <w:t xml:space="preserve">display: block</w:t>
+      </w:r>
+      <w:r>
+        <w:rPr>
+          <w:rFonts w:ascii="Times New Roman" w:cs="Times New Roman" w:eastAsia="Times New Roman" w:hAnsi="Times New Roman"/>
+          <w:sz w:val="28"/>
+          <w:szCs w:val="28"/>
+        </w:rPr>
+        <w:t xml:space="preserve"> і стають одна під одною, вкладені таблиці-сітки перебудовуються в одну чи дві колонки, а широкі таблиці даних можна прокручувати горизонтально. На телефоні полиця з корінцями розміщується під назвою сайту, обкладинки шикуються у дві колонки, а в каталозі ховаються стовпці обкладинки та жанру.</w:t>
       </w:r>
     </w:p>
     <w:p>
@@ -3737,7 +3517,7 @@
       <w:r>
         <w:drawing>
           <wp:inline distT="0" distB="0" distL="0" distR="0">
-            <wp:extent cx="5762625" cy="3600450"/>
+            <wp:extent cx="4324350" cy="4438650"/>
             <wp:effectExtent t="0" r="0" b="0" l="0"/>
             <wp:docPr id="1" name="" descr="" title=""/>
             <wp:cNvGraphicFramePr>
@@ -3762,116 +3542,6 @@
                   <pic:spPr bwMode="auto">
                     <a:xfrm>
                       <a:off x="0" y="0"/>
-                      <a:ext cx="5762625" cy="3600450"/>
-                    </a:xfrm>
-                    <a:prstGeom prst="rect">
-                      <a:avLst/>
-                    </a:prstGeom>
-                  </pic:spPr>
-                </pic:pic>
-              </a:graphicData>
-            </a:graphic>
-          </wp:inline>
-        </w:drawing>
-      </w:r>
-    </w:p>
-    <w:p>
-      <w:pPr>
-        <w:spacing w:after="200" w:line="300"/>
-        <w:jc w:val="center"/>
-      </w:pPr>
-      <w:r>
-        <w:rPr>
-          <w:rFonts w:ascii="Times New Roman" w:cs="Times New Roman" w:eastAsia="Times New Roman" w:hAnsi="Times New Roman"/>
-          <w:sz w:val="26"/>
-          <w:szCs w:val="26"/>
-        </w:rPr>
-        <w:t xml:space="preserve">Рис. 11. Стрічка життів письменників</w:t>
-      </w:r>
-    </w:p>
-    <w:p>
-      <w:pPr>
-        <w:keepNext/>
-        <w:spacing w:after="120" w:before="240" w:line="360"/>
-        <w:ind w:firstLine="709"/>
-        <w:jc w:val="left"/>
-      </w:pPr>
-      <w:r>
-        <w:rPr>
-          <w:rFonts w:ascii="Times New Roman" w:cs="Times New Roman" w:eastAsia="Times New Roman" w:hAnsi="Times New Roman"/>
-          <w:b/>
-          <w:bCs/>
-          <w:sz w:val="28"/>
-          <w:szCs w:val="28"/>
-        </w:rPr>
-        <w:t xml:space="preserve">6. Адаптивність, перевірка і публікація</w:t>
-      </w:r>
-    </w:p>
-    <w:p>
-      <w:pPr>
-        <w:spacing w:after="0" w:before="0" w:line="360"/>
-        <w:ind w:firstLine="709"/>
-        <w:jc w:val="both"/>
-      </w:pPr>
-      <w:r>
-        <w:rPr>
-          <w:rFonts w:ascii="Times New Roman" w:cs="Times New Roman" w:eastAsia="Times New Roman" w:hAnsi="Times New Roman"/>
-          <w:sz w:val="28"/>
-          <w:szCs w:val="28"/>
-        </w:rPr>
-        <w:t xml:space="preserve">Таблиці погано пристосовуються до вузьких екранів, тому для смартфонів у CSS додано медіазапити: комірки таблиці-каркаса отримують </w:t>
-      </w:r>
-      <w:r>
-        <w:rPr>
-          <w:rFonts w:ascii="Consolas" w:cs="Consolas" w:eastAsia="Consolas" w:hAnsi="Consolas"/>
-          <w:sz w:val="24"/>
-          <w:szCs w:val="24"/>
-        </w:rPr>
-        <w:t xml:space="preserve">display: block</w:t>
-      </w:r>
-      <w:r>
-        <w:rPr>
-          <w:rFonts w:ascii="Times New Roman" w:cs="Times New Roman" w:eastAsia="Times New Roman" w:hAnsi="Times New Roman"/>
-          <w:sz w:val="28"/>
-          <w:szCs w:val="28"/>
-        </w:rPr>
-        <w:t xml:space="preserve"> і стають одна під одною, вкладені таблиці-сітки перебудовуються в одну чи дві колонки, а широкі таблиці даних можна прокручувати горизонтально. На телефоні полиця з корінцями розміщується під назвою сайту, обкладинки шикуються у дві колонки, а в каталозі ховаються стовпці обкладинки та жанру.</w:t>
-      </w:r>
-    </w:p>
-    <w:p>
-      <w:pPr>
-        <w:keepNext/>
-        <w:spacing w:after="60" w:before="120"/>
-        <w:jc w:val="center"/>
-      </w:pPr>
-      <w:r>
-        <w:drawing>
-          <wp:inline distT="0" distB="0" distL="0" distR="0">
-            <wp:extent cx="4324350" cy="4438650"/>
-            <wp:effectExtent t="0" r="0" b="0" l="0"/>
-            <wp:docPr id="1" name="" descr="" title=""/>
-            <wp:cNvGraphicFramePr>
-              <a:graphicFrameLocks xmlns:a="http://schemas.openxmlformats.org/drawingml/2006/main" noChangeAspect="1"/>
-            </wp:cNvGraphicFramePr>
-            <a:graphic xmlns:a="http://schemas.openxmlformats.org/drawingml/2006/main">
-              <a:graphicData uri="http://schemas.openxmlformats.org/drawingml/2006/picture">
-                <pic:pic xmlns:pic="http://schemas.openxmlformats.org/drawingml/2006/picture">
-                  <pic:nvPicPr>
-                    <pic:cNvPr id="0" name="" descr=""/>
-                    <pic:cNvPicPr>
-                      <a:picLocks noChangeAspect="1" noChangeArrowheads="1"/>
-                    </pic:cNvPicPr>
-                  </pic:nvPicPr>
-                  <pic:blipFill>
-                    <a:blip r:embed="rId20" cstate="none"/>
-                    <a:srcRect/>
-                    <a:stretch>
-                      <a:fillRect/>
-                    </a:stretch>
-                  </pic:blipFill>
-                  <pic:spPr bwMode="auto">
-                    <a:xfrm>
-                      <a:off x="0" y="0"/>
                       <a:ext cx="4324350" cy="4438650"/>
                     </a:xfrm>
                     <a:prstGeom prst="rect">
@@ -5376,11 +5046,9 @@
     </w:p>
     <w:sectPr>
       <w:footerReference w:type="default" r:id="rId7"/>
-      <w:footerReference w:type="first" r:id="rId8"/>
       <w:pgSz w:w="11906" w:h="16838" w:orient="portrait"/>
       <w:pgMar w:top="1134" w:right="851" w:bottom="1134" w:left="1701" w:header="708" w:footer="708" w:gutter="0"/>
-      <w:pgNumType/>
-      <w:titlePg/>
+      <w:pgNumType w:start="2"/>
       <w:docGrid w:linePitch="360"/>
     </w:sectPr>
   </w:body>
@@ -5446,12 +5114,6 @@
       <w:fldChar w:fldCharType="end"/>
     </w:r>
   </w:p>
-</w:ftr>
-</file>
-
-<file path=word/footer2.xml><?xml version="1.0" encoding="utf-8"?>
-<w:ftr xmlns:wpc="http://schemas.microsoft.com/office/word/2010/wordprocessingCanvas" xmlns:mc="http://schemas.openxmlformats.org/markup-compatibility/2006" xmlns:o="urn:schemas-microsoft-com:office:office" xmlns:r="http://schemas.openxmlformats.org/officeDocument/2006/relationships" xmlns:m="http://schemas.openxmlformats.org/officeDocument/2006/math" xmlns:v="urn:schemas-microsoft-com:vml" xmlns:wp14="http://schemas.microsoft.com/office/word/2010/wordprocessingDrawing" xmlns:wp="http://schemas.openxmlformats.org/drawingml/2006/wordprocessingDrawing" xmlns:w10="urn:schemas-microsoft-com:office:word" xmlns:w="http://schemas.openxmlformats.org/wordprocessingml/2006/main" xmlns:w14="http://schemas.microsoft.com/office/word/2010/wordml" xmlns:w15="http://schemas.microsoft.com/office/word/2012/wordml" xmlns:wpg="http://schemas.microsoft.com/office/word/2010/wordprocessingGroup" xmlns:wpi="http://schemas.microsoft.com/office/word/2010/wordprocessingInk" xmlns:wne="http://schemas.microsoft.com/office/word/2006/wordml" xmlns:wps="http://schemas.microsoft.com/office/word/2010/wordprocessingShape">
-  <w:p/>
 </w:ftr>
 </file>
 
